--- a/documentsActivity/IT415-Acceptance-Checklist.docx
+++ b/documentsActivity/IT415-Acceptance-Checklist.docx
@@ -12,31 +12,11 @@
     </w:p>
     <w:p>
       <w:r>
-        <w:t>Group name / number: __________________</w:t>
-      </w:r>
-      <w:proofErr w:type="gramStart"/>
-      <w:r>
-        <w:t>_  Section</w:t>
-      </w:r>
-      <w:proofErr w:type="gramEnd"/>
-      <w:r>
-        <w:t>: _________________</w:t>
-      </w:r>
-      <w:r>
+        <w:t>Group name / number: razeranalterado-group  Section: BSIT-4C</w:t>
         <w:br/>
-        <w:t>GitHub repository URL: ______________________________________________</w:t>
-      </w:r>
-      <w:r>
+        <w:t>GitHub repository URL: https://github.com/raz-gean/KioskiSystem_IT415</w:t>
         <w:br/>
-        <w:t>Evaluation date: _____________________</w:t>
-      </w:r>
-      <w:proofErr w:type="gramStart"/>
-      <w:r>
-        <w:t>_  Instructor</w:t>
-      </w:r>
-      <w:proofErr w:type="gramEnd"/>
-      <w:r>
-        <w:t>: __________________</w:t>
+        <w:t>Evaluation date: ______________________  Instructor: Reban Cliff</w:t>
       </w:r>
     </w:p>
     <w:tbl>
@@ -1505,12 +1485,8 @@
     <w:p>
       <w:r>
         <w:t>__________________________________________________________________</w:t>
-      </w:r>
-      <w:r>
         <w:br/>
         <w:t>__________________________________________________________________</w:t>
-      </w:r>
-      <w:r>
         <w:br/>
         <w:t>__________________________________________________________________</w:t>
       </w:r>
@@ -1549,35 +1525,21 @@
     </w:p>
     <w:p>
       <w:r>
-        <w:t>Group name / number: ______________________________________________</w:t>
-      </w:r>
-      <w:r>
+        <w:t>Group name / number: razeranalterado-group</w:t>
         <w:br/>
-        <w:t>Project title: ______________________________________________________</w:t>
-      </w:r>
-      <w:r>
+        <w:t>Project title: Campus Store POS Kiosk</w:t>
         <w:br/>
-        <w:t>Repository URL: ___________________________________________________</w:t>
-      </w:r>
-      <w:r>
+        <w:t>Repository URL: https://github.com/raz-gean/KioskiSystem_IT415</w:t>
         <w:br/>
-        <w:t>Repository owner / organization: ______________________________________</w:t>
-      </w:r>
-      <w:r>
+        <w:t>Repository owner / organization: raz-gean</w:t>
         <w:br/>
-        <w:t>Main / integration branch: ______________  Final commit SHA: _____________</w:t>
-      </w:r>
-      <w:r>
+        <w:t>Main / integration branch: main  Final commit SHA: bd05d67</w:t>
         <w:br/>
         <w:t>Repository access verified by instructor:  ☐ Yes  ☐ No</w:t>
-      </w:r>
-      <w:r>
         <w:br/>
         <w:t>Local clone demonstrated:  ☐ Yes  ☐ No</w:t>
-      </w:r>
-      <w:r>
         <w:br/>
-        <w:t>Branch list / network view URL or screenshot reference: ___________________</w:t>
+        <w:t>Branch list / network view URL or screenshot reference: https://github.com/raz-gean/KioskiSystem_IT415/network</w:t>
       </w:r>
     </w:p>
     <w:p>
@@ -1721,7 +1683,7 @@
                 <w:sz w:val="16"/>
               </w:rPr>
               <w:br/>
-              <w:t>________________</w:t>
+              <w:t>raz-gean</w:t>
             </w:r>
           </w:p>
         </w:tc>
@@ -1738,7 +1700,7 @@
                 <w:sz w:val="16"/>
               </w:rPr>
               <w:br/>
-              <w:t>________________</w:t>
+              <w:t>https://github.com/raz-gean</w:t>
             </w:r>
           </w:p>
         </w:tc>
@@ -1755,7 +1717,7 @@
                 <w:sz w:val="16"/>
               </w:rPr>
               <w:br/>
-              <w:t>________________</w:t>
+              <w:t>feature/order-cart</w:t>
             </w:r>
           </w:p>
         </w:tc>
@@ -1793,7 +1755,7 @@
                 <w:sz w:val="16"/>
               </w:rPr>
               <w:br/>
-              <w:t>________________</w:t>
+              <w:t>Eran Donna (Eran-Donna)</w:t>
             </w:r>
           </w:p>
         </w:tc>
@@ -1810,7 +1772,7 @@
                 <w:sz w:val="16"/>
               </w:rPr>
               <w:br/>
-              <w:t>________________</w:t>
+              <w:t>https://github.com/Eran-Donna</w:t>
             </w:r>
           </w:p>
         </w:tc>
@@ -1827,7 +1789,7 @@
                 <w:sz w:val="16"/>
               </w:rPr>
               <w:br/>
-              <w:t>________________</w:t>
+              <w:t>feature/review-payment</w:t>
             </w:r>
           </w:p>
         </w:tc>
@@ -1865,7 +1827,7 @@
                 <w:sz w:val="16"/>
               </w:rPr>
               <w:br/>
-              <w:t>________________</w:t>
+              <w:t>Antonette Alterado (2d1e3th)</w:t>
             </w:r>
           </w:p>
         </w:tc>
@@ -1882,7 +1844,7 @@
                 <w:sz w:val="16"/>
               </w:rPr>
               <w:br/>
-              <w:t>________________</w:t>
+              <w:t>https://github.com/2d1e3th</w:t>
             </w:r>
           </w:p>
         </w:tc>
@@ -1899,7 +1861,7 @@
                 <w:sz w:val="16"/>
               </w:rPr>
               <w:br/>
-              <w:t>________________</w:t>
+              <w:t>feature/success-receipt</w:t>
             </w:r>
           </w:p>
         </w:tc>
@@ -2283,7 +2245,7 @@
                 <w:sz w:val="16"/>
               </w:rPr>
               <w:br/>
-              <w:t>____________</w:t>
+              <w:t>Order screen: product grid + cart (feature/order-cart)</w:t>
             </w:r>
           </w:p>
         </w:tc>
@@ -2300,7 +2262,7 @@
                 <w:sz w:val="16"/>
               </w:rPr>
               <w:br/>
-              <w:t>____________</w:t>
+              <w:t>Pending</w:t>
             </w:r>
           </w:p>
         </w:tc>
@@ -2317,7 +2279,7 @@
                 <w:sz w:val="16"/>
               </w:rPr>
               <w:br/>
-              <w:t>____________</w:t>
+              <w:t>Not yet opened</w:t>
             </w:r>
           </w:p>
         </w:tc>
@@ -2334,7 +2296,7 @@
                 <w:sz w:val="16"/>
               </w:rPr>
               <w:br/>
-              <w:t>____________</w:t>
+              <w:t>Pending</w:t>
             </w:r>
           </w:p>
         </w:tc>
@@ -2372,7 +2334,7 @@
                 <w:sz w:val="16"/>
               </w:rPr>
               <w:br/>
-              <w:t>____________</w:t>
+              <w:t>Review, Payment Method, and Payment Processing screens</w:t>
             </w:r>
           </w:p>
         </w:tc>
@@ -2389,7 +2351,7 @@
                 <w:sz w:val="16"/>
               </w:rPr>
               <w:br/>
-              <w:t>____________</w:t>
+              <w:t>5 commits</w:t>
             </w:r>
           </w:p>
         </w:tc>
@@ -2406,7 +2368,7 @@
                 <w:sz w:val="16"/>
               </w:rPr>
               <w:br/>
-              <w:t>____________</w:t>
+              <w:t>PR #1 (feature/review-payment -&gt; main)</w:t>
             </w:r>
           </w:p>
         </w:tc>
@@ -2423,7 +2385,7 @@
                 <w:sz w:val="16"/>
               </w:rPr>
               <w:br/>
-              <w:t>____________</w:t>
+              <w:t>Reviewed and merged by raz-gean</w:t>
             </w:r>
           </w:p>
         </w:tc>
@@ -2461,7 +2423,7 @@
                 <w:sz w:val="16"/>
               </w:rPr>
               <w:br/>
-              <w:t>____________</w:t>
+              <w:t>Success, Receipt, and New Transaction reset screens</w:t>
             </w:r>
           </w:p>
         </w:tc>
@@ -2478,7 +2440,7 @@
                 <w:sz w:val="16"/>
               </w:rPr>
               <w:br/>
-              <w:t>____________</w:t>
+              <w:t>4 commits</w:t>
             </w:r>
           </w:p>
         </w:tc>
@@ -2495,7 +2457,7 @@
                 <w:sz w:val="16"/>
               </w:rPr>
               <w:br/>
-              <w:t>____________</w:t>
+              <w:t>PR #2 (feature/success-receipt -&gt; main)</w:t>
             </w:r>
           </w:p>
         </w:tc>
@@ -2512,7 +2474,7 @@
                 <w:sz w:val="16"/>
               </w:rPr>
               <w:br/>
-              <w:t>____________</w:t>
+              <w:t>Reviewed and merged by raz-gean</w:t>
             </w:r>
           </w:p>
         </w:tc>
@@ -4539,8 +4501,6 @@
     <w:p>
       <w:r>
         <w:t>Instructor notes / missing evidence: ____________________________________</w:t>
-      </w:r>
-      <w:r>
         <w:br/>
         <w:t>__________________________________________________________________</w:t>
       </w:r>
